--- a/Fase 2/Evidencias Proyecto/Manuales/SIGMA_Manual_EP19_Suscripción_y_modelo_comercial.docx
+++ b/Fase 2/Evidencias Proyecto/Manuales/SIGMA_Manual_EP19_Suscripción_y_modelo_comercial.docx
@@ -211,12 +211,13 @@
             <w:tcW w:type="dxa" w:w="6803"/>
           </w:tcPr>
           <w:p>
-            <w:r/>
+            <w:r>
+              <w:t>2.0 · 16-10-2026</w:t>
+            </w:r>
             <w:r>
               <w:rPr>
                 <w:sz w:val="20"/>
               </w:rPr>
-              <w:t>1.1 · 02-10-2026</w:t>
             </w:r>
           </w:p>
         </w:tc>
@@ -226,6 +227,263 @@
       <w:pPr>
         <w:spacing w:after="40"/>
       </w:pPr>
+    </w:p>
+    <w:p>
+      <w:pPr>
+        <w:pStyle w:val="Heading1"/>
+      </w:pPr>
+      <w:r>
+        <w:t>Novedades de la versión 2.0 · 16-10-2026</w:t>
+      </w:r>
+    </w:p>
+    <w:p>
+      <w:pPr/>
+      <w:r>
+        <w:t>Este manual se revisó contra la pantalla real. Lo que cambió desde la versión 1.1:</w:t>
+      </w:r>
+    </w:p>
+    <w:p>
+      <w:pPr/>
+      <w:r>
+        <w:t xml:space="preserve">•  El módulo es ahora el </w:t>
+      </w:r>
+      <w:r>
+        <w:rPr>
+          <w:b/>
+        </w:rPr>
+        <w:t>Centro Comercial</w:t>
+      </w:r>
+      <w:r>
+        <w:t xml:space="preserve"> (menú </w:t>
+      </w:r>
+      <w:r>
+        <w:rPr>
+          <w:b/>
+        </w:rPr>
+        <w:t>Comercial</w:t>
+      </w:r>
+      <w:r>
+        <w:t xml:space="preserve">): Resumen, Pipeline, Clientes y Suscripciones, con </w:t>
+      </w:r>
+      <w:r>
+        <w:rPr>
+          <w:b/>
+        </w:rPr>
+        <w:t>cajones laterales</w:t>
+      </w:r>
+      <w:r>
+        <w:t xml:space="preserve"> en vez de ventanas. Cubre el recorrido completo </w:t>
+      </w:r>
+      <w:r>
+        <w:rPr>
+          <w:b/>
+        </w:rPr>
+        <w:t>lead → demo → propuesta → contrato firmado → pago → suscripción</w:t>
+      </w:r>
+      <w:r>
+        <w:t>.</w:t>
+      </w:r>
+    </w:p>
+    <w:p>
+      <w:pPr/>
+      <w:r>
+        <w:t xml:space="preserve">•  </w:t>
+      </w:r>
+      <w:r>
+        <w:rPr>
+          <w:b/>
+        </w:rPr>
+        <w:t>Internacional:</w:t>
+      </w:r>
+      <w:r>
+        <w:t xml:space="preserve"> los clientes de Chile se cotizan en </w:t>
+      </w:r>
+      <w:r>
+        <w:rPr>
+          <w:b/>
+        </w:rPr>
+        <w:t>UF</w:t>
+      </w:r>
+      <w:r>
+        <w:t xml:space="preserve"> y se cobran en </w:t>
+      </w:r>
+      <w:r>
+        <w:rPr>
+          <w:b/>
+        </w:rPr>
+        <w:t>pesos</w:t>
+      </w:r>
+      <w:r>
+        <w:t xml:space="preserve"> (Webpay Plus o transferencia); los de Argentina, Colombia, Ecuador, México y Perú se cotizan y cobran en </w:t>
+      </w:r>
+      <w:r>
+        <w:rPr>
+          <w:b/>
+        </w:rPr>
+        <w:t>USD</w:t>
+      </w:r>
+      <w:r>
+        <w:t xml:space="preserve"> por transferencia internacional. El identificador (RUT, RUC, CUIT…) cambia de nombre y se valida según el país.</w:t>
+      </w:r>
+    </w:p>
+    <w:p>
+      <w:pPr/>
+      <w:r>
+        <w:t xml:space="preserve">•  El cliente firma en una </w:t>
+      </w:r>
+      <w:r>
+        <w:rPr>
+          <w:b/>
+        </w:rPr>
+        <w:t>página pública</w:t>
+      </w:r>
+      <w:r>
+        <w:t xml:space="preserve"> (</w:t>
+      </w:r>
+      <w:r>
+        <w:rPr>
+          <w:rFonts w:ascii="Consolas" w:hAnsi="Consolas"/>
+        </w:rPr>
+        <w:t>Firma.aspx</w:t>
+      </w:r>
+      <w:r>
+        <w:t>) con registro de fecha, IP y huella SHA-256, y paga en otra (</w:t>
+      </w:r>
+      <w:r>
+        <w:rPr>
+          <w:rFonts w:ascii="Consolas" w:hAnsi="Consolas"/>
+        </w:rPr>
+        <w:t>Pagar.aspx</w:t>
+      </w:r>
+      <w:r>
+        <w:t xml:space="preserve">); </w:t>
+      </w:r>
+      <w:r>
+        <w:rPr>
+          <w:b/>
+        </w:rPr>
+        <w:t>Mi suscripción</w:t>
+      </w:r>
+      <w:r>
+        <w:t xml:space="preserve"> (</w:t>
+      </w:r>
+      <w:r>
+        <w:rPr>
+          <w:rFonts w:ascii="Consolas" w:hAnsi="Consolas"/>
+        </w:rPr>
+        <w:t>Renovar.aspx</w:t>
+      </w:r>
+      <w:r>
+        <w:t>) le dice si está al día.</w:t>
+      </w:r>
+    </w:p>
+    <w:p>
+      <w:pPr/>
+      <w:r>
+        <w:t xml:space="preserve">•  </w:t>
+      </w:r>
+      <w:r>
+        <w:rPr>
+          <w:b/>
+        </w:rPr>
+        <w:t>Automatismos:</w:t>
+      </w:r>
+      <w:r>
+        <w:t xml:space="preserve"> los jobs </w:t>
+      </w:r>
+      <w:r>
+        <w:rPr>
+          <w:rFonts w:ascii="Consolas" w:hAnsi="Consolas"/>
+        </w:rPr>
+        <w:t>UF_DIARIA</w:t>
+      </w:r>
+      <w:r>
+        <w:t xml:space="preserve">, </w:t>
+      </w:r>
+      <w:r>
+        <w:rPr>
+          <w:rFonts w:ascii="Consolas" w:hAnsi="Consolas"/>
+        </w:rPr>
+        <w:t>COBROS_EMITIR</w:t>
+      </w:r>
+      <w:r>
+        <w:t xml:space="preserve">, </w:t>
+      </w:r>
+      <w:r>
+        <w:rPr>
+          <w:rFonts w:ascii="Consolas" w:hAnsi="Consolas"/>
+        </w:rPr>
+        <w:t>COBROS_RECORDATORIOS</w:t>
+      </w:r>
+      <w:r>
+        <w:t xml:space="preserve">, </w:t>
+      </w:r>
+      <w:r>
+        <w:rPr>
+          <w:rFonts w:ascii="Consolas" w:hAnsi="Consolas"/>
+        </w:rPr>
+        <w:t>DEMOS_VENCER</w:t>
+      </w:r>
+      <w:r>
+        <w:t xml:space="preserve"> y </w:t>
+      </w:r>
+      <w:r>
+        <w:rPr>
+          <w:rFonts w:ascii="Consolas" w:hAnsi="Consolas"/>
+        </w:rPr>
+        <w:t>DEMOS_AVISO</w:t>
+      </w:r>
+      <w:r>
+        <w:t xml:space="preserve"> emiten, recuerdan y vencen solos; los correos pasan por una </w:t>
+      </w:r>
+      <w:r>
+        <w:rPr>
+          <w:b/>
+        </w:rPr>
+        <w:t>cola con reintentos</w:t>
+      </w:r>
+      <w:r>
+        <w:t>.</w:t>
+      </w:r>
+    </w:p>
+    <w:p>
+      <w:pPr/>
+      <w:r>
+        <w:rPr>
+          <w:b/>
+        </w:rPr>
+        <w:t>Recorrido paso a paso con capturas de pantalla:</w:t>
+      </w:r>
+      <w:r>
+        <w:t xml:space="preserve"> ver </w:t>
+      </w:r>
+      <w:r>
+        <w:rPr>
+          <w:rFonts w:ascii="Consolas" w:hAnsi="Consolas"/>
+        </w:rPr>
+        <w:t>SIGMA_Flujo_Comercial.docx</w:t>
+      </w:r>
+      <w:r>
+        <w:t xml:space="preserve"> en la carpeta </w:t>
+      </w:r>
+      <w:r>
+        <w:rPr>
+          <w:rFonts w:ascii="Consolas" w:hAnsi="Consolas"/>
+        </w:rPr>
+        <w:t>Manuales/Flujos</w:t>
+      </w:r>
+      <w:r>
+        <w:t xml:space="preserve">. Si una pantalla difiere de lo descrito en la sección 3, </w:t>
+      </w:r>
+      <w:r>
+        <w:rPr>
+          <w:b/>
+        </w:rPr>
+        <w:t>prevalece el manual de flujo</w:t>
+      </w:r>
+      <w:r>
+        <w:t>.</w:t>
+      </w:r>
     </w:p>
     <w:p>
       <w:pPr>
@@ -487,7 +745,7 @@
           <w:i w:val="0"/>
           <w:sz w:val="22"/>
         </w:rPr>
-        <w:t>Estas son las pantallas que usa el módulo, con la ruta exacta del menú lateral:</w:t>
+        <w:t>Rutas actualizadas al 16-10-2026, tal como están hoy en el menú lateral y en el Centro correspondiente:</w:t>
       </w:r>
     </w:p>
     <w:tbl>
@@ -516,13 +774,14 @@
             <w:shd w:val="clear" w:color="auto" w:fill="E8E5F7"/>
           </w:tcPr>
           <w:p>
-            <w:r/>
+            <w:r>
+              <w:t>Pantalla</w:t>
+            </w:r>
             <w:r>
               <w:rPr>
                 <w:b/>
                 <w:sz w:val="19"/>
               </w:rPr>
-              <w:t>Pantalla</w:t>
             </w:r>
           </w:p>
         </w:tc>
@@ -532,13 +791,14 @@
             <w:shd w:val="clear" w:color="auto" w:fill="E8E5F7"/>
           </w:tcPr>
           <w:p>
-            <w:r/>
+            <w:r>
+              <w:t>Dónde está (menú lateral)</w:t>
+            </w:r>
             <w:r>
               <w:rPr>
                 <w:b/>
                 <w:sz w:val="19"/>
               </w:rPr>
-              <w:t>Ruta en el menú</w:t>
             </w:r>
           </w:p>
         </w:tc>
@@ -548,13 +808,14 @@
             <w:shd w:val="clear" w:color="auto" w:fill="E8E5F7"/>
           </w:tcPr>
           <w:p>
-            <w:r/>
+            <w:r>
+              <w:t>Qué trae</w:t>
+            </w:r>
             <w:r>
               <w:rPr>
                 <w:b/>
                 <w:sz w:val="19"/>
               </w:rPr>
-              <w:t>Pestañas que tiene</w:t>
             </w:r>
           </w:p>
         </w:tc>
@@ -565,12 +826,13 @@
             <w:tcW w:type="dxa" w:w="2551"/>
           </w:tcPr>
           <w:p>
-            <w:r/>
+            <w:r>
+              <w:t>Centro Comercial</w:t>
+            </w:r>
             <w:r>
               <w:rPr>
                 <w:sz w:val="19"/>
               </w:rPr>
-              <w:t>Planes</w:t>
             </w:r>
           </w:p>
         </w:tc>
@@ -579,12 +841,13 @@
             <w:tcW w:type="dxa" w:w="3969"/>
           </w:tcPr>
           <w:p>
-            <w:r/>
+            <w:r>
+              <w:t>Comercial</w:t>
+            </w:r>
             <w:r>
               <w:rPr>
                 <w:sz w:val="19"/>
               </w:rPr>
-              <w:t>Comercial › Planes</w:t>
             </w:r>
           </w:p>
         </w:tc>
@@ -593,12 +856,13 @@
             <w:tcW w:type="dxa" w:w="3118"/>
           </w:tcPr>
           <w:p>
-            <w:r/>
+            <w:r>
+              <w:t>Pestañas Resumen · Pipeline · Clientes · Suscripciones; botón Nuevo lead</w:t>
+            </w:r>
             <w:r>
               <w:rPr>
                 <w:sz w:val="19"/>
               </w:rPr>
-              <w:t>—</w:t>
             </w:r>
           </w:p>
         </w:tc>
@@ -609,12 +873,13 @@
             <w:tcW w:type="dxa" w:w="2551"/>
           </w:tcPr>
           <w:p>
-            <w:r/>
+            <w:r>
+              <w:t>Ficha del lead</w:t>
+            </w:r>
             <w:r>
               <w:rPr>
                 <w:sz w:val="19"/>
               </w:rPr>
-              <w:t>Suscripción</w:t>
             </w:r>
           </w:p>
         </w:tc>
@@ -623,12 +888,13 @@
             <w:tcW w:type="dxa" w:w="3969"/>
           </w:tcPr>
           <w:p>
-            <w:r/>
+            <w:r>
+              <w:t>Pipeline › fila del lead (o `?lead=&lt;id&gt;`)</w:t>
+            </w:r>
             <w:r>
               <w:rPr>
                 <w:sz w:val="19"/>
               </w:rPr>
-              <w:t>Comercial › Suscripción</w:t>
             </w:r>
           </w:p>
         </w:tc>
@@ -637,12 +903,13 @@
             <w:tcW w:type="dxa" w:w="3118"/>
           </w:tcPr>
           <w:p>
-            <w:r/>
+            <w:r>
+              <w:t>Etapas, información, demo, propuesta, contrato, suscripción y actividad</w:t>
+            </w:r>
             <w:r>
               <w:rPr>
                 <w:sz w:val="19"/>
               </w:rPr>
-              <w:t>—</w:t>
             </w:r>
           </w:p>
         </w:tc>
@@ -653,12 +920,13 @@
             <w:tcW w:type="dxa" w:w="2551"/>
           </w:tcPr>
           <w:p>
-            <w:r/>
+            <w:r>
+              <w:t>Suscripciones</w:t>
+            </w:r>
             <w:r>
               <w:rPr>
                 <w:sz w:val="19"/>
               </w:rPr>
-              <w:t>Pagos</w:t>
             </w:r>
           </w:p>
         </w:tc>
@@ -667,12 +935,13 @@
             <w:tcW w:type="dxa" w:w="3969"/>
           </w:tcPr>
           <w:p>
-            <w:r/>
+            <w:r>
+              <w:t>Comercial › Suscripciones › Suscripciones / Períodos / Pagos / Planes</w:t>
+            </w:r>
             <w:r>
               <w:rPr>
                 <w:sz w:val="19"/>
               </w:rPr>
-              <w:t>Comercial › Pagos</w:t>
             </w:r>
           </w:p>
         </w:tc>
@@ -681,12 +950,248 @@
             <w:tcW w:type="dxa" w:w="3118"/>
           </w:tcPr>
           <w:p>
-            <w:r/>
+            <w:r>
+              <w:t>Lista, períodos de cobro, pagos por verificar y planes con precio en UF y USD</w:t>
+            </w:r>
             <w:r>
               <w:rPr>
                 <w:sz w:val="19"/>
               </w:rPr>
-              <w:t>—</w:t>
+            </w:r>
+          </w:p>
+        </w:tc>
+      </w:tr>
+      <w:tr>
+        <w:tc>
+          <w:tcPr>
+            <w:tcW w:type="dxa" w:w="2551"/>
+          </w:tcPr>
+          <w:p>
+            <w:r>
+              <w:t>Datos para transferir</w:t>
+            </w:r>
+            <w:r>
+              <w:rPr>
+                <w:sz w:val="19"/>
+              </w:rPr>
+            </w:r>
+          </w:p>
+        </w:tc>
+        <w:tc>
+          <w:tcPr>
+            <w:tcW w:type="dxa" w:w="3969"/>
+          </w:tcPr>
+          <w:p>
+            <w:r>
+              <w:t>Suscripciones › Pagos › Datos para transferir</w:t>
+            </w:r>
+            <w:r>
+              <w:rPr>
+                <w:sz w:val="19"/>
+              </w:rPr>
+            </w:r>
+          </w:p>
+        </w:tc>
+        <w:tc>
+          <w:tcPr>
+            <w:tcW w:type="dxa" w:w="3118"/>
+          </w:tcPr>
+          <w:p>
+            <w:r>
+              <w:t>Datos bancarios nacionales e internacionales</w:t>
+            </w:r>
+            <w:r>
+              <w:rPr>
+                <w:sz w:val="19"/>
+              </w:rPr>
+            </w:r>
+          </w:p>
+        </w:tc>
+      </w:tr>
+      <w:tr>
+        <w:tc>
+          <w:tcPr>
+            <w:tcW w:type="dxa" w:w="2551"/>
+          </w:tcPr>
+          <w:p>
+            <w:r>
+              <w:t>Clientes</w:t>
+            </w:r>
+            <w:r>
+              <w:rPr>
+                <w:sz w:val="19"/>
+              </w:rPr>
+            </w:r>
+          </w:p>
+        </w:tc>
+        <w:tc>
+          <w:tcPr>
+            <w:tcW w:type="dxa" w:w="3969"/>
+          </w:tcPr>
+          <w:p>
+            <w:r>
+              <w:t>Comercial › Clientes › Concretados / Todas las empresas</w:t>
+            </w:r>
+            <w:r>
+              <w:rPr>
+                <w:sz w:val="19"/>
+              </w:rPr>
+            </w:r>
+          </w:p>
+        </w:tc>
+        <w:tc>
+          <w:tcPr>
+            <w:tcW w:type="dxa" w:w="3118"/>
+          </w:tcPr>
+          <w:p>
+            <w:r>
+              <w:t>Empresas, logo, moneda de cobro y plantas</w:t>
+            </w:r>
+            <w:r>
+              <w:rPr>
+                <w:sz w:val="19"/>
+              </w:rPr>
+            </w:r>
+          </w:p>
+        </w:tc>
+      </w:tr>
+      <w:tr>
+        <w:tc>
+          <w:tcPr>
+            <w:tcW w:type="dxa" w:w="2551"/>
+          </w:tcPr>
+          <w:p>
+            <w:r>
+              <w:t>Mi suscripción (cliente)</w:t>
+            </w:r>
+            <w:r>
+              <w:rPr>
+                <w:sz w:val="19"/>
+              </w:rPr>
+            </w:r>
+          </w:p>
+        </w:tc>
+        <w:tc>
+          <w:tcPr>
+            <w:tcW w:type="dxa" w:w="3969"/>
+          </w:tcPr>
+          <w:p>
+            <w:r>
+              <w:t>`Renovar.aspx`</w:t>
+            </w:r>
+            <w:r>
+              <w:rPr>
+                <w:sz w:val="19"/>
+              </w:rPr>
+            </w:r>
+          </w:p>
+        </w:tc>
+        <w:tc>
+          <w:tcPr>
+            <w:tcW w:type="dxa" w:w="3118"/>
+          </w:tcPr>
+          <w:p>
+            <w:r>
+              <w:t>Estado, uso del plan e historial</w:t>
+            </w:r>
+            <w:r>
+              <w:rPr>
+                <w:sz w:val="19"/>
+              </w:rPr>
+            </w:r>
+          </w:p>
+        </w:tc>
+      </w:tr>
+      <w:tr>
+        <w:tc>
+          <w:tcPr>
+            <w:tcW w:type="dxa" w:w="2551"/>
+          </w:tcPr>
+          <w:p>
+            <w:r>
+              <w:t>Firma del contrato (cliente)</w:t>
+            </w:r>
+            <w:r>
+              <w:rPr>
+                <w:sz w:val="19"/>
+              </w:rPr>
+            </w:r>
+          </w:p>
+        </w:tc>
+        <w:tc>
+          <w:tcPr>
+            <w:tcW w:type="dxa" w:w="3969"/>
+          </w:tcPr>
+          <w:p>
+            <w:r>
+              <w:t>Enlace del correo (`Firma.aspx`)</w:t>
+            </w:r>
+            <w:r>
+              <w:rPr>
+                <w:sz w:val="19"/>
+              </w:rPr>
+            </w:r>
+          </w:p>
+        </w:tc>
+        <w:tc>
+          <w:tcPr>
+            <w:tcW w:type="dxa" w:w="3118"/>
+          </w:tcPr>
+          <w:p>
+            <w:r>
+              <w:t>Lectura del contrato y firma</w:t>
+            </w:r>
+            <w:r>
+              <w:rPr>
+                <w:sz w:val="19"/>
+              </w:rPr>
+            </w:r>
+          </w:p>
+        </w:tc>
+      </w:tr>
+      <w:tr>
+        <w:tc>
+          <w:tcPr>
+            <w:tcW w:type="dxa" w:w="2551"/>
+          </w:tcPr>
+          <w:p>
+            <w:r>
+              <w:t>Pago (cliente)</w:t>
+            </w:r>
+            <w:r>
+              <w:rPr>
+                <w:sz w:val="19"/>
+              </w:rPr>
+            </w:r>
+          </w:p>
+        </w:tc>
+        <w:tc>
+          <w:tcPr>
+            <w:tcW w:type="dxa" w:w="3969"/>
+          </w:tcPr>
+          <w:p>
+            <w:r>
+              <w:t>Enlace del correo (`Pagar.aspx`)</w:t>
+            </w:r>
+            <w:r>
+              <w:rPr>
+                <w:sz w:val="19"/>
+              </w:rPr>
+            </w:r>
+          </w:p>
+        </w:tc>
+        <w:tc>
+          <w:tcPr>
+            <w:tcW w:type="dxa" w:w="3118"/>
+          </w:tcPr>
+          <w:p>
+            <w:r>
+              <w:t>Webpay o transferencia</w:t>
+            </w:r>
+            <w:r>
+              <w:rPr>
+                <w:sz w:val="19"/>
+              </w:rPr>
             </w:r>
           </w:p>
         </w:tc>
@@ -699,266 +1204,6 @@
     </w:p>
     <w:p>
       <w:pPr>
-        <w:spacing w:after="80"/>
-      </w:pPr>
-      <w:r>
-        <w:rPr>
-          <w:b w:val="0"/>
-          <w:i w:val="0"/>
-          <w:color w:val="555555"/>
-          <w:sz w:val="20"/>
-        </w:rPr>
-        <w:t>Estas otras no están en el menú: se abren desde las anteriores, al pulsar un botón o al elegir una fila.</w:t>
-      </w:r>
-    </w:p>
-    <w:tbl>
-      <w:tblPr>
-        <w:tblW w:type="auto" w:w="0"/>
-        <w:tblLook w:firstColumn="1" w:firstRow="1" w:lastColumn="0" w:lastRow="0" w:noHBand="0" w:noVBand="1" w:val="04A0"/>
-        <w:jc w:val="center"/>
-        <w:tblBorders>
-          <w:top w:val="single" w:sz="4" w:color="BFBFBF"/>
-          <w:left w:val="single" w:sz="4" w:color="BFBFBF"/>
-          <w:bottom w:val="single" w:sz="4" w:color="BFBFBF"/>
-          <w:right w:val="single" w:sz="4" w:color="BFBFBF"/>
-          <w:insideH w:val="single" w:sz="4" w:color="BFBFBF"/>
-          <w:insideV w:val="single" w:sz="4" w:color="BFBFBF"/>
-        </w:tblBorders>
-      </w:tblPr>
-      <w:tblGrid>
-        <w:gridCol w:w="3249"/>
-        <w:gridCol w:w="3249"/>
-        <w:gridCol w:w="3249"/>
-      </w:tblGrid>
-      <w:tr>
-        <w:tc>
-          <w:tcPr>
-            <w:tcW w:type="dxa" w:w="2551"/>
-            <w:shd w:val="clear" w:color="auto" w:fill="E8E5F7"/>
-          </w:tcPr>
-          <w:p>
-            <w:r/>
-            <w:r>
-              <w:rPr>
-                <w:b/>
-                <w:sz w:val="18"/>
-              </w:rPr>
-              <w:t>Pantalla</w:t>
-            </w:r>
-          </w:p>
-        </w:tc>
-        <w:tc>
-          <w:tcPr>
-            <w:tcW w:type="dxa" w:w="3969"/>
-            <w:shd w:val="clear" w:color="auto" w:fill="E8E5F7"/>
-          </w:tcPr>
-          <w:p>
-            <w:r/>
-            <w:r>
-              <w:rPr>
-                <w:b/>
-                <w:sz w:val="18"/>
-              </w:rPr>
-              <w:t>Se abre desde</w:t>
-            </w:r>
-          </w:p>
-        </w:tc>
-        <w:tc>
-          <w:tcPr>
-            <w:tcW w:type="dxa" w:w="3118"/>
-            <w:shd w:val="clear" w:color="auto" w:fill="E8E5F7"/>
-          </w:tcPr>
-          <w:p>
-            <w:r/>
-            <w:r>
-              <w:rPr>
-                <w:b/>
-                <w:sz w:val="18"/>
-              </w:rPr>
-              <w:t>Pestañas que tiene</w:t>
-            </w:r>
-          </w:p>
-        </w:tc>
-      </w:tr>
-      <w:tr>
-        <w:tc>
-          <w:tcPr>
-            <w:tcW w:type="dxa" w:w="2551"/>
-          </w:tcPr>
-          <w:p>
-            <w:r/>
-            <w:r>
-              <w:rPr>
-                <w:sz w:val="18"/>
-              </w:rPr>
-              <w:t>Mi suscripcion</w:t>
-            </w:r>
-          </w:p>
-        </w:tc>
-        <w:tc>
-          <w:tcPr>
-            <w:tcW w:type="dxa" w:w="3969"/>
-          </w:tcPr>
-          <w:p>
-            <w:r/>
-            <w:r>
-              <w:rPr>
-                <w:sz w:val="18"/>
-              </w:rPr>
-              <w:t>Comercial › Mi suscripcion</w:t>
-            </w:r>
-          </w:p>
-        </w:tc>
-        <w:tc>
-          <w:tcPr>
-            <w:tcW w:type="dxa" w:w="3118"/>
-          </w:tcPr>
-          <w:p>
-            <w:r/>
-            <w:r>
-              <w:rPr>
-                <w:sz w:val="18"/>
-              </w:rPr>
-              <w:t>—</w:t>
-            </w:r>
-          </w:p>
-        </w:tc>
-      </w:tr>
-      <w:tr>
-        <w:tc>
-          <w:tcPr>
-            <w:tcW w:type="dxa" w:w="2551"/>
-          </w:tcPr>
-          <w:p>
-            <w:r/>
-            <w:r>
-              <w:rPr>
-                <w:sz w:val="18"/>
-              </w:rPr>
-              <w:t>Plan (detalle)</w:t>
-            </w:r>
-          </w:p>
-        </w:tc>
-        <w:tc>
-          <w:tcPr>
-            <w:tcW w:type="dxa" w:w="3969"/>
-          </w:tcPr>
-          <w:p>
-            <w:r/>
-            <w:r>
-              <w:rPr>
-                <w:sz w:val="18"/>
-              </w:rPr>
-              <w:t>Comercial › Plan (detalle)</w:t>
-            </w:r>
-          </w:p>
-        </w:tc>
-        <w:tc>
-          <w:tcPr>
-            <w:tcW w:type="dxa" w:w="3118"/>
-          </w:tcPr>
-          <w:p>
-            <w:r/>
-            <w:r>
-              <w:rPr>
-                <w:sz w:val="18"/>
-              </w:rPr>
-              <w:t>—</w:t>
-            </w:r>
-          </w:p>
-        </w:tc>
-      </w:tr>
-      <w:tr>
-        <w:tc>
-          <w:tcPr>
-            <w:tcW w:type="dxa" w:w="2551"/>
-          </w:tcPr>
-          <w:p>
-            <w:r/>
-            <w:r>
-              <w:rPr>
-                <w:sz w:val="18"/>
-              </w:rPr>
-              <w:t>Pago (detalle)</w:t>
-            </w:r>
-          </w:p>
-        </w:tc>
-        <w:tc>
-          <w:tcPr>
-            <w:tcW w:type="dxa" w:w="3969"/>
-          </w:tcPr>
-          <w:p>
-            <w:r/>
-            <w:r>
-              <w:rPr>
-                <w:sz w:val="18"/>
-              </w:rPr>
-              <w:t>Comercial › Pago (detalle)</w:t>
-            </w:r>
-          </w:p>
-        </w:tc>
-        <w:tc>
-          <w:tcPr>
-            <w:tcW w:type="dxa" w:w="3118"/>
-          </w:tcPr>
-          <w:p>
-            <w:r/>
-            <w:r>
-              <w:rPr>
-                <w:sz w:val="18"/>
-              </w:rPr>
-              <w:t>—</w:t>
-            </w:r>
-          </w:p>
-        </w:tc>
-      </w:tr>
-      <w:tr>
-        <w:tc>
-          <w:tcPr>
-            <w:tcW w:type="dxa" w:w="2551"/>
-          </w:tcPr>
-          <w:p>
-            <w:r/>
-            <w:r>
-              <w:rPr>
-                <w:sz w:val="18"/>
-              </w:rPr>
-              <w:t>Suscripción (detalle)</w:t>
-            </w:r>
-          </w:p>
-        </w:tc>
-        <w:tc>
-          <w:tcPr>
-            <w:tcW w:type="dxa" w:w="3969"/>
-          </w:tcPr>
-          <w:p>
-            <w:r/>
-            <w:r>
-              <w:rPr>
-                <w:sz w:val="18"/>
-              </w:rPr>
-              <w:t>Comercial › Suscripción (detalle)</w:t>
-            </w:r>
-          </w:p>
-        </w:tc>
-        <w:tc>
-          <w:tcPr>
-            <w:tcW w:type="dxa" w:w="3118"/>
-          </w:tcPr>
-          <w:p>
-            <w:r/>
-            <w:r>
-              <w:rPr>
-                <w:sz w:val="18"/>
-              </w:rPr>
-              <w:t>—</w:t>
-            </w:r>
-          </w:p>
-        </w:tc>
-      </w:tr>
-    </w:tbl>
-    <w:p>
-      <w:pPr>
         <w:spacing w:after="40"/>
       </w:pPr>
     </w:p>
@@ -968,6 +1213,36 @@
       </w:pPr>
       <w:r>
         <w:t>3. Operaciones, paso a paso</w:t>
+      </w:r>
+    </w:p>
+    <w:p>
+      <w:pPr/>
+      <w:r>
+        <w:rPr>
+          <w:b/>
+        </w:rPr>
+        <w:t>Aviso de la versión 2.0:</w:t>
+      </w:r>
+      <w:r>
+        <w:t xml:space="preserve"> los pasos de esta sección describen las operaciones del backlog. Las pantallas actuales y sus capturas están en </w:t>
+      </w:r>
+      <w:r>
+        <w:rPr>
+          <w:rFonts w:ascii="Consolas" w:hAnsi="Consolas"/>
+        </w:rPr>
+        <w:t>SIGMA_Flujo_Comercial.docx</w:t>
+      </w:r>
+      <w:r>
+        <w:t xml:space="preserve">; si hay diferencias, </w:t>
+      </w:r>
+      <w:r>
+        <w:rPr>
+          <w:b/>
+        </w:rPr>
+        <w:t>prevalece el manual de flujo</w:t>
+      </w:r>
+      <w:r>
+        <w:t>.</w:t>
       </w:r>
     </w:p>
     <w:p>
